--- a/4. RESULTADOS/04_decision_medida/T05_decision.docx
+++ b/4. RESULTADOS/04_decision_medida/T05_decision.docx
@@ -35,7 +35,7 @@
         <w:tblLook w:firstRow="1" w:lastRow="0" w:firstColumn="0" w:lastColumn="0" w:noHBand="0" w:noVBand="1"/>
       </w:tblPr>
       <w:tblGrid>
-        <w:gridCol w:w="1585"/>
+        <w:gridCol w:w="2587"/>
         <w:gridCol w:w="3150"/>
         <w:gridCol w:w="2123"/>
         <w:gridCol w:w="1230"/>
@@ -601,7 +601,7 @@
                 <w:szCs w:val="22"/>
                 <w:color w:val="000000"/>
               </w:rPr>
-              <w:t xml:space="preserve">Bite</w:t>
+              <w:t xml:space="preserve">Kaitz de obreros</w:t>
             </w:r>
           </w:p>
         </w:tc>
@@ -711,7 +711,7 @@
                 <w:szCs w:val="22"/>
                 <w:color w:val="000000"/>
               </w:rPr>
-              <w:t xml:space="preserve">1.145</w:t>
+              <w:t xml:space="preserve">0.825</w:t>
             </w:r>
           </w:p>
         </w:tc>
@@ -766,7 +766,7 @@
                 <w:szCs w:val="22"/>
                 <w:color w:val="000000"/>
               </w:rPr>
-              <w:t xml:space="preserve">0.008</w:t>
+              <w:t xml:space="preserve">0.023</w:t>
             </w:r>
           </w:p>
         </w:tc>
@@ -876,7 +876,7 @@
                 <w:szCs w:val="22"/>
                 <w:color w:val="000000"/>
               </w:rPr>
-              <w:t xml:space="preserve">2.983</w:t>
+              <w:t xml:space="preserve">2.866</w:t>
             </w:r>
           </w:p>
         </w:tc>
@@ -931,7 +931,7 @@
                 <w:szCs w:val="22"/>
                 <w:color w:val="000000"/>
               </w:rPr>
-              <w:t xml:space="preserve">0.570</w:t>
+              <w:t xml:space="preserve">0.572</w:t>
             </w:r>
           </w:p>
         </w:tc>
@@ -986,7 +986,7 @@
                 <w:szCs w:val="22"/>
                 <w:color w:val="000000"/>
               </w:rPr>
-              <w:t xml:space="preserve">3,880</w:t>
+              <w:t xml:space="preserve">4,930</w:t>
             </w:r>
           </w:p>
         </w:tc>
@@ -1041,7 +1041,7 @@
                 <w:szCs w:val="22"/>
                 <w:color w:val="000000"/>
               </w:rPr>
-              <w:t xml:space="preserve">0.384</w:t>
+              <w:t xml:space="preserve">0.288</w:t>
             </w:r>
           </w:p>
         </w:tc>
@@ -1101,7 +1101,7 @@
                 <w:szCs w:val="22"/>
                 <w:color w:val="000000"/>
               </w:rPr>
-              <w:t xml:space="preserve">Golpe costo</w:t>
+              <w:t xml:space="preserve">Golpe A</w:t>
             </w:r>
           </w:p>
         </w:tc>
@@ -1156,7 +1156,7 @@
                 <w:szCs w:val="22"/>
                 <w:color w:val="000000"/>
               </w:rPr>
-              <w:t xml:space="preserve">Sí</w:t>
+              <w:t xml:space="preserve">No</w:t>
             </w:r>
           </w:p>
         </w:tc>
@@ -1211,7 +1211,7 @@
                 <w:szCs w:val="22"/>
                 <w:color w:val="000000"/>
               </w:rPr>
-              <w:t xml:space="preserve">1.017</w:t>
+              <w:t xml:space="preserve">0.495</w:t>
             </w:r>
           </w:p>
         </w:tc>
@@ -1266,7 +1266,7 @@
                 <w:szCs w:val="22"/>
                 <w:color w:val="000000"/>
               </w:rPr>
-              <w:t xml:space="preserve">0.030</w:t>
+              <w:t xml:space="preserve">0.169</w:t>
             </w:r>
           </w:p>
         </w:tc>
@@ -1376,7 +1376,7 @@
                 <w:szCs w:val="22"/>
                 <w:color w:val="000000"/>
               </w:rPr>
-              <w:t xml:space="preserve">9.597</w:t>
+              <w:t xml:space="preserve">3.190</w:t>
             </w:r>
           </w:p>
         </w:tc>
@@ -1431,7 +1431,7 @@
                 <w:szCs w:val="22"/>
                 <w:color w:val="000000"/>
               </w:rPr>
-              <w:t xml:space="preserve">0.732</w:t>
+              <w:t xml:space="preserve">0.719</w:t>
             </w:r>
           </w:p>
         </w:tc>
@@ -1486,7 +1486,7 @@
                 <w:szCs w:val="22"/>
                 <w:color w:val="000000"/>
               </w:rPr>
-              <w:t xml:space="preserve">5,486</w:t>
+              <w:t xml:space="preserve">5,468</w:t>
             </w:r>
           </w:p>
         </w:tc>
@@ -1541,7 +1541,7 @@
                 <w:szCs w:val="22"/>
                 <w:color w:val="000000"/>
               </w:rPr>
-              <w:t xml:space="preserve">0.106</w:t>
+              <w:t xml:space="preserve">0.155</w:t>
             </w:r>
           </w:p>
         </w:tc>
@@ -1601,7 +1601,7 @@
                 <w:szCs w:val="22"/>
                 <w:color w:val="000000"/>
               </w:rPr>
-              <w:t xml:space="preserve">Golpe A</w:t>
+              <w:t xml:space="preserve">Golpe costo</w:t>
             </w:r>
           </w:p>
         </w:tc>
@@ -1656,7 +1656,7 @@
                 <w:szCs w:val="22"/>
                 <w:color w:val="000000"/>
               </w:rPr>
-              <w:t xml:space="preserve">Sí</w:t>
+              <w:t xml:space="preserve">No</w:t>
             </w:r>
           </w:p>
         </w:tc>
@@ -1711,7 +1711,7 @@
                 <w:szCs w:val="22"/>
                 <w:color w:val="000000"/>
               </w:rPr>
-              <w:t xml:space="preserve">0.872</w:t>
+              <w:t xml:space="preserve">0.471</w:t>
             </w:r>
           </w:p>
         </w:tc>
@@ -1766,7 +1766,7 @@
                 <w:szCs w:val="22"/>
                 <w:color w:val="000000"/>
               </w:rPr>
-              <w:t xml:space="preserve">0.029</w:t>
+              <w:t xml:space="preserve">0.246</w:t>
             </w:r>
           </w:p>
         </w:tc>
@@ -1876,7 +1876,7 @@
                 <w:szCs w:val="22"/>
                 <w:color w:val="000000"/>
               </w:rPr>
-              <w:t xml:space="preserve">3.459</w:t>
+              <w:t xml:space="preserve">9.040</w:t>
             </w:r>
           </w:p>
         </w:tc>
@@ -1931,7 +1931,7 @@
                 <w:szCs w:val="22"/>
                 <w:color w:val="000000"/>
               </w:rPr>
-              <w:t xml:space="preserve">0.732</w:t>
+              <w:t xml:space="preserve">0.738</w:t>
             </w:r>
           </w:p>
         </w:tc>
@@ -1986,7 +1986,7 @@
                 <w:szCs w:val="22"/>
                 <w:color w:val="000000"/>
               </w:rPr>
-              <w:t xml:space="preserve">5,417</w:t>
+              <w:t xml:space="preserve">5,916</w:t>
             </w:r>
           </w:p>
         </w:tc>
@@ -2041,7 +2041,7 @@
                 <w:szCs w:val="22"/>
                 <w:color w:val="000000"/>
               </w:rPr>
-              <w:t xml:space="preserve">0.252</w:t>
+              <w:t xml:space="preserve">0.052</w:t>
             </w:r>
           </w:p>
         </w:tc>
@@ -2101,7 +2101,7 @@
                 <w:szCs w:val="22"/>
                 <w:color w:val="000000"/>
               </w:rPr>
-              <w:t xml:space="preserve">Golpe C</w:t>
+              <w:t xml:space="preserve">Proporción de obreros</w:t>
             </w:r>
           </w:p>
         </w:tc>
@@ -2211,7 +2211,7 @@
                 <w:szCs w:val="22"/>
                 <w:color w:val="000000"/>
               </w:rPr>
-              <w:t xml:space="preserve">0.758</w:t>
+              <w:t xml:space="preserve">0.425</w:t>
             </w:r>
           </w:p>
         </w:tc>
@@ -2266,7 +2266,7 @@
                 <w:szCs w:val="22"/>
                 <w:color w:val="000000"/>
               </w:rPr>
-              <w:t xml:space="preserve">0.096</w:t>
+              <w:t xml:space="preserve">0.354</w:t>
             </w:r>
           </w:p>
         </w:tc>
@@ -2321,7 +2321,7 @@
                 <w:szCs w:val="22"/>
                 <w:color w:val="000000"/>
               </w:rPr>
-              <w:t xml:space="preserve">Sí</w:t>
+              <w:t xml:space="preserve">No</w:t>
             </w:r>
           </w:p>
         </w:tc>
@@ -2376,7 +2376,7 @@
                 <w:szCs w:val="22"/>
                 <w:color w:val="000000"/>
               </w:rPr>
-              <w:t xml:space="preserve">3.564</w:t>
+              <w:t xml:space="preserve">0.170</w:t>
             </w:r>
           </w:p>
         </w:tc>
@@ -2431,7 +2431,7 @@
                 <w:szCs w:val="22"/>
                 <w:color w:val="000000"/>
               </w:rPr>
-              <w:t xml:space="preserve">0.723</w:t>
+              <w:t xml:space="preserve">0.760</w:t>
             </w:r>
           </w:p>
         </w:tc>
@@ -2486,7 +2486,7 @@
                 <w:szCs w:val="22"/>
                 <w:color w:val="000000"/>
               </w:rPr>
-              <w:t xml:space="preserve">5,439</w:t>
+              <w:t xml:space="preserve">5,912</w:t>
             </w:r>
           </w:p>
         </w:tc>
@@ -2541,7 +2541,7 @@
                 <w:szCs w:val="22"/>
                 <w:color w:val="000000"/>
               </w:rPr>
-              <w:t xml:space="preserve">0.213</w:t>
+              <w:t xml:space="preserve">2.501</w:t>
             </w:r>
           </w:p>
         </w:tc>
@@ -2601,7 +2601,7 @@
                 <w:szCs w:val="22"/>
                 <w:color w:val="000000"/>
               </w:rPr>
-              <w:t xml:space="preserve">Exposure</w:t>
+              <w:t xml:space="preserve">Golpe C</w:t>
             </w:r>
           </w:p>
         </w:tc>
@@ -2711,7 +2711,7 @@
                 <w:szCs w:val="22"/>
                 <w:color w:val="000000"/>
               </w:rPr>
-              <w:t xml:space="preserve">0.457</w:t>
+              <w:t xml:space="preserve">0.382</w:t>
             </w:r>
           </w:p>
         </w:tc>
@@ -2766,7 +2766,7 @@
                 <w:szCs w:val="22"/>
                 <w:color w:val="000000"/>
               </w:rPr>
-              <w:t xml:space="preserve">0.324</w:t>
+              <w:t xml:space="preserve">0.334</w:t>
             </w:r>
           </w:p>
         </w:tc>
@@ -2821,7 +2821,7 @@
                 <w:szCs w:val="22"/>
                 <w:color w:val="000000"/>
               </w:rPr>
-              <w:t xml:space="preserve">No</w:t>
+              <w:t xml:space="preserve">Sí</w:t>
             </w:r>
           </w:p>
         </w:tc>
@@ -2876,7 +2876,7 @@
                 <w:szCs w:val="22"/>
                 <w:color w:val="000000"/>
               </w:rPr>
-              <w:t xml:space="preserve">0.193</w:t>
+              <w:t xml:space="preserve">3.094</w:t>
             </w:r>
           </w:p>
         </w:tc>
@@ -2931,7 +2931,7 @@
                 <w:szCs w:val="22"/>
                 <w:color w:val="000000"/>
               </w:rPr>
-              <w:t xml:space="preserve">0.760</w:t>
+              <w:t xml:space="preserve">0.718</w:t>
             </w:r>
           </w:p>
         </w:tc>
@@ -2986,7 +2986,7 @@
                 <w:szCs w:val="22"/>
                 <w:color w:val="000000"/>
               </w:rPr>
-              <w:t xml:space="preserve">5,912</w:t>
+              <w:t xml:space="preserve">5,468</w:t>
             </w:r>
           </w:p>
         </w:tc>
@@ -3041,7 +3041,7 @@
                 <w:szCs w:val="22"/>
                 <w:color w:val="000000"/>
               </w:rPr>
-              <w:t xml:space="preserve">2.365</w:t>
+              <w:t xml:space="preserve">0.124</w:t>
             </w:r>
           </w:p>
         </w:tc>
